--- a/relatorio/Relatorio_Ablacao_CNN.docx
+++ b/relatorio/Relatorio_Ablacao_CNN.docx
@@ -34,16 +34,10 @@
         <w:rPr>
           <w:b/>
         </w:rPr>
-        <w:t xml:space="preserve">Integrantes:</w:t>
-      </w:r>
-      <w:r>
-        <w:t xml:space="preserve"> </w:t>
-      </w:r>
-      <w:r>
-        <w:rPr>
-          <w:i/>
-        </w:rPr>
-        <w:t xml:space="preserve">(preencher com os nomes do grupo)</w:t>
+        <w:t xml:space="preserve">Integrante:</w:t>
+      </w:r>
+      <w:r>
+        <w:t xml:space="preserve"> João Henrique dos Santos Silva</w:t>
       </w:r>
     </w:p>
     <w:p>
